--- a/Labs/day-9/Lab 14 Create Azure Databricks Cluster and Query data from a notebook.docx
+++ b/Labs/day-9/Lab 14 Create Azure Databricks Cluster and Query data from a notebook.docx
@@ -75,14 +75,31 @@
         </w:numPr>
       </w:pPr>
       <w:r>
-        <w:t>Provide the details like resource group, Databricks workspace name, workspace tier select “</w:t>
-      </w:r>
+        <w:t xml:space="preserve">Provide the details like resource group, Databricks workspace name, workspace tier </w:t>
+      </w:r>
+      <w:proofErr w:type="gramStart"/>
+      <w:r>
+        <w:t>select</w:t>
+      </w:r>
+      <w:proofErr w:type="gramEnd"/>
+      <w:r>
+        <w:t xml:space="preserve"> “</w:t>
+      </w:r>
+      <w:proofErr w:type="gramStart"/>
       <w:r>
         <w:rPr>
           <w:b/>
           <w:bCs/>
         </w:rPr>
-        <w:t>Trial(Premium – 14 days free DBU)</w:t>
+        <w:t>Trial(</w:t>
+      </w:r>
+      <w:proofErr w:type="gramEnd"/>
+      <w:r>
+        <w:rPr>
+          <w:b/>
+          <w:bCs/>
+        </w:rPr>
+        <w:t>Premium – 14 days free DBU)</w:t>
       </w:r>
       <w:r>
         <w:t xml:space="preserve">, region and managed resource group. </w:t>
@@ -418,7 +435,15 @@
       </w:pPr>
       <w:r>
         <w:lastRenderedPageBreak/>
-        <w:t xml:space="preserve">Click on New tabs and create a new notebook. Paste the following code to retrieve the sample data. Ensure the attach the compute cluster with the job. </w:t>
+        <w:t xml:space="preserve">Click on New tabs and create a new notebook. Paste the following code to retrieve the sample data. Ensure </w:t>
+      </w:r>
+      <w:proofErr w:type="gramStart"/>
+      <w:r>
+        <w:t>the</w:t>
+      </w:r>
+      <w:proofErr w:type="gramEnd"/>
+      <w:r>
+        <w:t xml:space="preserve"> attach the compute cluster with the job. </w:t>
       </w:r>
     </w:p>
     <w:p>
@@ -510,6 +535,8 @@
         </w:rPr>
         <w:t xml:space="preserve"> </w:t>
       </w:r>
+      <w:proofErr w:type="spellStart"/>
+      <w:proofErr w:type="gramStart"/>
       <w:r>
         <w:rPr>
           <w:rFonts w:ascii="Consolas" w:eastAsia="Times New Roman" w:hAnsi="Consolas" w:cs="Times New Roman"/>
@@ -543,6 +570,7 @@
         </w:rPr>
         <w:t>nyctaxi</w:t>
       </w:r>
+      <w:proofErr w:type="gramEnd"/>
       <w:r>
         <w:rPr>
           <w:rFonts w:ascii="Consolas" w:eastAsia="Times New Roman" w:hAnsi="Consolas" w:cs="Times New Roman"/>
@@ -554,6 +582,7 @@
         </w:rPr>
         <w:t>.trips</w:t>
       </w:r>
+      <w:proofErr w:type="spellEnd"/>
     </w:p>
     <w:p>
       <w:r>
@@ -705,7 +734,15 @@
         </w:numPr>
       </w:pPr>
       <w:r>
-        <w:t>Select fare_amount for the </w:t>
+        <w:t>Select </w:t>
+      </w:r>
+      <w:proofErr w:type="spellStart"/>
+      <w:r>
+        <w:t>fare_amount</w:t>
+      </w:r>
+      <w:proofErr w:type="spellEnd"/>
+      <w:r>
+        <w:t> for the </w:t>
       </w:r>
       <w:r>
         <w:rPr>
@@ -727,7 +764,15 @@
         </w:numPr>
       </w:pPr>
       <w:r>
-        <w:t>Select trip_distance for the </w:t>
+        <w:t>Select </w:t>
+      </w:r>
+      <w:proofErr w:type="spellStart"/>
+      <w:r>
+        <w:t>trip_distance</w:t>
+      </w:r>
+      <w:proofErr w:type="spellEnd"/>
+      <w:r>
+        <w:t> for the </w:t>
       </w:r>
       <w:r>
         <w:rPr>
@@ -761,7 +806,15 @@
         </w:numPr>
       </w:pPr>
       <w:r>
-        <w:t>Select pickup_zip as the </w:t>
+        <w:t>Select </w:t>
+      </w:r>
+      <w:proofErr w:type="spellStart"/>
+      <w:r>
+        <w:t>pickup_zip</w:t>
+      </w:r>
+      <w:proofErr w:type="spellEnd"/>
+      <w:r>
+        <w:t> as the </w:t>
       </w:r>
       <w:r>
         <w:rPr>
@@ -834,7 +887,639 @@
         </w:numPr>
       </w:pPr>
       <w:r>
-        <w:t xml:space="preserve">Delete the Compute cluster and decommission the databricks workspace. </w:t>
+        <w:t>Create a new notebook &amp; s</w:t>
+      </w:r>
+      <w:r>
+        <w:t>elect SQL as your notebook language.</w:t>
+      </w:r>
+    </w:p>
+    <w:p>
+      <w:pPr>
+        <w:pStyle w:val="ListParagraph"/>
+        <w:numPr>
+          <w:ilvl w:val="0"/>
+          <w:numId w:val="1"/>
+        </w:numPr>
+      </w:pPr>
+      <w:r>
+        <w:t>Click </w:t>
+      </w:r>
+      <w:r>
+        <w:rPr>
+          <w:b/>
+          <w:bCs/>
+        </w:rPr>
+        <w:t>Connect</w:t>
+      </w:r>
+      <w:r>
+        <w:t> and attach the notebook to a compute resource.</w:t>
+      </w:r>
+    </w:p>
+    <w:p>
+      <w:pPr>
+        <w:pStyle w:val="ListParagraph"/>
+        <w:numPr>
+          <w:ilvl w:val="0"/>
+          <w:numId w:val="1"/>
+        </w:numPr>
+      </w:pPr>
+      <w:r>
+        <w:t>Add the following commands to the notebook and run them (replace &lt;workspace-catalog&gt; with the name of your workspace catalog):</w:t>
+      </w:r>
+    </w:p>
+    <w:p>
+      <w:pPr>
+        <w:rPr>
+          <w:u w:val="single"/>
+        </w:rPr>
+      </w:pPr>
+      <w:r>
+        <w:rPr>
+          <w:u w:val="single"/>
+        </w:rPr>
+        <w:t>Command</w:t>
+      </w:r>
+    </w:p>
+    <w:p>
+      <w:r>
+        <w:t>USE CATALOG &lt;workspace-catalog&gt;</w:t>
+      </w:r>
+    </w:p>
+    <w:p/>
+    <w:p>
+      <w:r>
+        <w:t xml:space="preserve">CREATE TABLE IF NOT EXISTS </w:t>
+      </w:r>
+      <w:proofErr w:type="spellStart"/>
+      <w:proofErr w:type="gramStart"/>
+      <w:r>
+        <w:t>default.department</w:t>
+      </w:r>
+      <w:proofErr w:type="spellEnd"/>
+      <w:proofErr w:type="gramEnd"/>
+    </w:p>
+    <w:p>
+      <w:r>
+        <w:t>(</w:t>
+      </w:r>
+    </w:p>
+    <w:p>
+      <w:r>
+        <w:t xml:space="preserve">   </w:t>
+      </w:r>
+      <w:proofErr w:type="spellStart"/>
+      <w:r>
+        <w:t>deptcode</w:t>
+      </w:r>
+      <w:proofErr w:type="spellEnd"/>
+      <w:r>
+        <w:t xml:space="preserve">   INT,</w:t>
+      </w:r>
+    </w:p>
+    <w:p>
+      <w:r>
+        <w:t xml:space="preserve">   </w:t>
+      </w:r>
+      <w:proofErr w:type="spellStart"/>
+      <w:proofErr w:type="gramStart"/>
+      <w:r>
+        <w:t>deptname</w:t>
+      </w:r>
+      <w:proofErr w:type="spellEnd"/>
+      <w:r>
+        <w:t xml:space="preserve">  STRING</w:t>
+      </w:r>
+      <w:proofErr w:type="gramEnd"/>
+      <w:r>
+        <w:t>,</w:t>
+      </w:r>
+    </w:p>
+    <w:p>
+      <w:r>
+        <w:t xml:space="preserve">   </w:t>
+      </w:r>
+      <w:proofErr w:type="gramStart"/>
+      <w:r>
+        <w:t>location  STRING</w:t>
+      </w:r>
+      <w:proofErr w:type="gramEnd"/>
+    </w:p>
+    <w:p>
+      <w:r>
+        <w:t>);</w:t>
+      </w:r>
+    </w:p>
+    <w:p>
+      <w:pPr>
+        <w:pStyle w:val="ListParagraph"/>
+      </w:pPr>
+      <w:r>
+        <w:t xml:space="preserve">INSERT INTO </w:t>
+      </w:r>
+      <w:proofErr w:type="spellStart"/>
+      <w:proofErr w:type="gramStart"/>
+      <w:r>
+        <w:t>default.department</w:t>
+      </w:r>
+      <w:proofErr w:type="spellEnd"/>
+      <w:proofErr w:type="gramEnd"/>
+      <w:r>
+        <w:t xml:space="preserve"> VALUES</w:t>
+      </w:r>
+    </w:p>
+    <w:p>
+      <w:pPr>
+        <w:pStyle w:val="ListParagraph"/>
+      </w:pPr>
+      <w:r>
+        <w:t xml:space="preserve">   (10, 'FINANCE', 'EDINBURGH'),</w:t>
+      </w:r>
+    </w:p>
+    <w:p>
+      <w:pPr>
+        <w:pStyle w:val="ListParagraph"/>
+      </w:pPr>
+      <w:r>
+        <w:t xml:space="preserve">   (20, 'SOFTWARE', 'PADDINGTON');</w:t>
+      </w:r>
+    </w:p>
+    <w:p>
+      <w:pPr>
+        <w:pStyle w:val="ListParagraph"/>
+      </w:pPr>
+    </w:p>
+    <w:p>
+      <w:pPr>
+        <w:pStyle w:val="ListParagraph"/>
+      </w:pPr>
+    </w:p>
+    <w:p>
+      <w:pPr>
+        <w:pStyle w:val="ListParagraph"/>
+        <w:numPr>
+          <w:ilvl w:val="0"/>
+          <w:numId w:val="4"/>
+        </w:numPr>
+      </w:pPr>
+      <w:r>
+        <w:t>In the sidebar, click </w:t>
+      </w:r>
+      <w:r>
+        <mc:AlternateContent>
+          <mc:Choice Requires="wps">
+            <w:drawing>
+              <wp:inline distT="0" distB="0" distL="0" distR="0" wp14:anchorId="2C1E1AA2" wp14:editId="244D532A">
+                <wp:extent cx="304800" cy="304800"/>
+                <wp:effectExtent l="0" t="0" r="0" b="0"/>
+                <wp:docPr id="1933461548" name="Rectangle 4" descr="Data icon."/>
+                <wp:cNvGraphicFramePr>
+                  <a:graphicFrameLocks xmlns:a="http://schemas.openxmlformats.org/drawingml/2006/main" noChangeAspect="1"/>
+                </wp:cNvGraphicFramePr>
+                <a:graphic xmlns:a="http://schemas.openxmlformats.org/drawingml/2006/main">
+                  <a:graphicData uri="http://schemas.microsoft.com/office/word/2010/wordprocessingShape">
+                    <wps:wsp>
+                      <wps:cNvSpPr>
+                        <a:spLocks noChangeAspect="1" noChangeArrowheads="1"/>
+                      </wps:cNvSpPr>
+                      <wps:spPr bwMode="auto">
+                        <a:xfrm>
+                          <a:off x="0" y="0"/>
+                          <a:ext cx="304800" cy="304800"/>
+                        </a:xfrm>
+                        <a:prstGeom prst="rect">
+                          <a:avLst/>
+                        </a:prstGeom>
+                        <a:noFill/>
+                        <a:ln>
+                          <a:noFill/>
+                        </a:ln>
+                        <a:extLst>
+                          <a:ext uri="{909E8E84-426E-40DD-AFC4-6F175D3DCCD1}">
+                            <a14:hiddenFill xmlns:a14="http://schemas.microsoft.com/office/drawing/2010/main">
+                              <a:solidFill>
+                                <a:srgbClr val="FFFFFF"/>
+                              </a:solidFill>
+                            </a14:hiddenFill>
+                          </a:ext>
+                          <a:ext uri="{91240B29-F687-4F45-9708-019B960494DF}">
+                            <a14:hiddenLine xmlns:a14="http://schemas.microsoft.com/office/drawing/2010/main" w="9525">
+                              <a:solidFill>
+                                <a:srgbClr val="000000"/>
+                              </a:solidFill>
+                              <a:miter lim="800000"/>
+                              <a:headEnd/>
+                              <a:tailEnd/>
+                            </a14:hiddenLine>
+                          </a:ext>
+                        </a:extLst>
+                      </wps:spPr>
+                      <wps:bodyPr rot="0" vert="horz" wrap="square" lIns="91440" tIns="45720" rIns="91440" bIns="45720" anchor="t" anchorCtr="0" upright="1">
+                        <a:noAutofit/>
+                      </wps:bodyPr>
+                    </wps:wsp>
+                  </a:graphicData>
+                </a:graphic>
+              </wp:inline>
+            </w:drawing>
+          </mc:Choice>
+          <mc:Fallback>
+            <w:pict>
+              <v:rect w14:anchorId="017636E2" id="Rectangle 4" o:spid="_x0000_s1026" alt="Data icon." style="width:24pt;height:24pt;visibility:visible;mso-wrap-style:square;mso-left-percent:-10001;mso-top-percent:-10001;mso-position-horizontal:absolute;mso-position-horizontal-relative:char;mso-position-vertical:absolute;mso-position-vertical-relative:line;mso-left-percent:-10001;mso-top-percent:-10001;v-text-anchor:top" o:gfxdata="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" filled="f" stroked="f">
+                <o:lock v:ext="edit" aspectratio="t"/>
+                <w10:anchorlock/>
+              </v:rect>
+            </w:pict>
+          </mc:Fallback>
+        </mc:AlternateContent>
+      </w:r>
+      <w:r>
+        <w:t> </w:t>
+      </w:r>
+      <w:r>
+        <w:rPr>
+          <w:b/>
+          <w:bCs/>
+        </w:rPr>
+        <w:t>Catalog</w:t>
+      </w:r>
+      <w:r>
+        <w:t> and then search for the workspace catalog (&lt;workspace-name&gt;) and the default schema, where you'll find your new department table.</w:t>
+      </w:r>
+    </w:p>
+    <w:p>
+      <w:pPr>
+        <w:pStyle w:val="ListParagraph"/>
+      </w:pPr>
+      <w:r>
+        <w:lastRenderedPageBreak/>
+        <w:drawing>
+          <wp:inline distT="0" distB="0" distL="0" distR="0" wp14:anchorId="19F07E8A" wp14:editId="56C9B44A">
+            <wp:extent cx="3238500" cy="2876550"/>
+            <wp:effectExtent l="0" t="0" r="0" b="0"/>
+            <wp:docPr id="1421262101" name="Picture 3" descr="Use Catalog Explorer to find a table in workspace catalog"/>
+            <wp:cNvGraphicFramePr>
+              <a:graphicFrameLocks xmlns:a="http://schemas.openxmlformats.org/drawingml/2006/main" noChangeAspect="1"/>
+            </wp:cNvGraphicFramePr>
+            <a:graphic xmlns:a="http://schemas.openxmlformats.org/drawingml/2006/main">
+              <a:graphicData uri="http://schemas.openxmlformats.org/drawingml/2006/picture">
+                <pic:pic xmlns:pic="http://schemas.openxmlformats.org/drawingml/2006/picture">
+                  <pic:nvPicPr>
+                    <pic:cNvPr id="0" name="Picture 12" descr="Use Catalog Explorer to find a table in workspace catalog"/>
+                    <pic:cNvPicPr>
+                      <a:picLocks noChangeAspect="1" noChangeArrowheads="1"/>
+                    </pic:cNvPicPr>
+                  </pic:nvPicPr>
+                  <pic:blipFill>
+                    <a:blip r:embed="rId14">
+                      <a:extLst>
+                        <a:ext uri="{28A0092B-C50C-407E-A947-70E740481C1C}">
+                          <a14:useLocalDpi xmlns:a14="http://schemas.microsoft.com/office/drawing/2010/main" val="0"/>
+                        </a:ext>
+                      </a:extLst>
+                    </a:blip>
+                    <a:srcRect/>
+                    <a:stretch>
+                      <a:fillRect/>
+                    </a:stretch>
+                  </pic:blipFill>
+                  <pic:spPr bwMode="auto">
+                    <a:xfrm>
+                      <a:off x="0" y="0"/>
+                      <a:ext cx="3238500" cy="2876550"/>
+                    </a:xfrm>
+                    <a:prstGeom prst="rect">
+                      <a:avLst/>
+                    </a:prstGeom>
+                    <a:noFill/>
+                    <a:ln>
+                      <a:noFill/>
+                    </a:ln>
+                  </pic:spPr>
+                </pic:pic>
+              </a:graphicData>
+            </a:graphic>
+          </wp:inline>
+        </w:drawing>
+      </w:r>
+    </w:p>
+    <w:p>
+      <w:pPr>
+        <w:pStyle w:val="ListParagraph"/>
+        <w:rPr>
+          <w:b/>
+          <w:bCs/>
+        </w:rPr>
+      </w:pPr>
+      <w:r>
+        <w:rPr>
+          <w:b/>
+          <w:bCs/>
+        </w:rPr>
+        <w:t>Step 2: Manage permissions on your table</w:t>
+      </w:r>
+    </w:p>
+    <w:p>
+      <w:pPr>
+        <w:pStyle w:val="ListParagraph"/>
+      </w:pPr>
+      <w:r>
+        <w:t>As the original table creator, you're the table </w:t>
+      </w:r>
+      <w:r>
+        <w:rPr>
+          <w:i/>
+          <w:iCs/>
+        </w:rPr>
+        <w:t>owner</w:t>
+      </w:r>
+      <w:r>
+        <w:t xml:space="preserve">, and you can grant other </w:t>
+      </w:r>
+      <w:proofErr w:type="gramStart"/>
+      <w:r>
+        <w:t>users</w:t>
+      </w:r>
+      <w:proofErr w:type="gramEnd"/>
+      <w:r>
+        <w:t xml:space="preserve"> permission to read or write to the table. You can even transfer ownership, but we won't do that here. For more information about the Unity Catalog privileges and permissions model, see </w:t>
+      </w:r>
+      <w:hyperlink r:id="rId15" w:history="1">
+        <w:r>
+          <w:rPr>
+            <w:rStyle w:val="Hyperlink"/>
+          </w:rPr>
+          <w:t>Manage privileges in Unity Catalog</w:t>
+        </w:r>
+      </w:hyperlink>
+      <w:r>
+        <w:t>.</w:t>
+      </w:r>
+    </w:p>
+    <w:p>
+      <w:pPr>
+        <w:pStyle w:val="ListParagraph"/>
+        <w:rPr>
+          <w:b/>
+          <w:bCs/>
+        </w:rPr>
+      </w:pPr>
+      <w:r>
+        <w:rPr>
+          <w:b/>
+          <w:bCs/>
+        </w:rPr>
+        <w:t>Grant permissions using the UI</w:t>
+      </w:r>
+    </w:p>
+    <w:p>
+      <w:pPr>
+        <w:pStyle w:val="ListParagraph"/>
+      </w:pPr>
+      <w:r>
+        <w:t xml:space="preserve">To give users </w:t>
+      </w:r>
+      <w:proofErr w:type="gramStart"/>
+      <w:r>
+        <w:t>permissions</w:t>
+      </w:r>
+      <w:proofErr w:type="gramEnd"/>
+      <w:r>
+        <w:t xml:space="preserve"> on your table using the UI:</w:t>
+      </w:r>
+    </w:p>
+    <w:p>
+      <w:pPr>
+        <w:pStyle w:val="ListParagraph"/>
+        <w:numPr>
+          <w:ilvl w:val="0"/>
+          <w:numId w:val="5"/>
+        </w:numPr>
+      </w:pPr>
+      <w:r>
+        <w:t>Click the table name in Catalog Explorer to open the table details page, and go to the </w:t>
+      </w:r>
+      <w:r>
+        <w:rPr>
+          <w:b/>
+          <w:bCs/>
+        </w:rPr>
+        <w:t>Permissions</w:t>
+      </w:r>
+      <w:r>
+        <w:t> tab.</w:t>
+      </w:r>
+    </w:p>
+    <w:p>
+      <w:pPr>
+        <w:pStyle w:val="ListParagraph"/>
+        <w:numPr>
+          <w:ilvl w:val="0"/>
+          <w:numId w:val="5"/>
+        </w:numPr>
+      </w:pPr>
+      <w:r>
+        <w:t>Click </w:t>
+      </w:r>
+      <w:r>
+        <w:rPr>
+          <w:b/>
+          <w:bCs/>
+        </w:rPr>
+        <w:t>Grant</w:t>
+      </w:r>
+      <w:r>
+        <w:t>.</w:t>
+      </w:r>
+    </w:p>
+    <w:p>
+      <w:pPr>
+        <w:pStyle w:val="ListParagraph"/>
+        <w:numPr>
+          <w:ilvl w:val="0"/>
+          <w:numId w:val="5"/>
+        </w:numPr>
+      </w:pPr>
+      <w:r>
+        <w:t>On the </w:t>
+      </w:r>
+      <w:r>
+        <w:rPr>
+          <w:b/>
+          <w:bCs/>
+        </w:rPr>
+        <w:t>Grant on</w:t>
+      </w:r>
+      <w:r>
+        <w:t> dialog:</w:t>
+      </w:r>
+    </w:p>
+    <w:p>
+      <w:pPr>
+        <w:pStyle w:val="ListParagraph"/>
+        <w:numPr>
+          <w:ilvl w:val="1"/>
+          <w:numId w:val="6"/>
+        </w:numPr>
+      </w:pPr>
+      <w:r>
+        <w:t>Select the users and groups you want to give permission to.</w:t>
+      </w:r>
+    </w:p>
+    <w:p>
+      <w:pPr>
+        <w:pStyle w:val="ListParagraph"/>
+        <w:numPr>
+          <w:ilvl w:val="1"/>
+          <w:numId w:val="7"/>
+        </w:numPr>
+      </w:pPr>
+      <w:r>
+        <w:t>Select the privileges you want to grant. For this example, assign the SELECT (read) privilege and click </w:t>
+      </w:r>
+      <w:r>
+        <w:rPr>
+          <w:b/>
+          <w:bCs/>
+        </w:rPr>
+        <w:t>Grant</w:t>
+      </w:r>
+      <w:r>
+        <w:t>.</w:t>
+      </w:r>
+    </w:p>
+    <w:p>
+      <w:pPr>
+        <w:pStyle w:val="ListParagraph"/>
+        <w:rPr>
+          <w:b/>
+          <w:bCs/>
+        </w:rPr>
+      </w:pPr>
+      <w:r>
+        <w:rPr>
+          <w:b/>
+          <w:bCs/>
+        </w:rPr>
+        <w:t>Grant permissions using SQL statements</w:t>
+      </w:r>
+    </w:p>
+    <w:p>
+      <w:pPr>
+        <w:pStyle w:val="ListParagraph"/>
+      </w:pPr>
+      <w:r>
+        <w:t xml:space="preserve">You can also grant those permissions using the following SQL statement in </w:t>
+      </w:r>
+      <w:proofErr w:type="gramStart"/>
+      <w:r>
+        <w:t>a</w:t>
+      </w:r>
+      <w:proofErr w:type="gramEnd"/>
+      <w:r>
+        <w:t xml:space="preserve"> Azure Databricks notebook or the SQL query editor. In this example, you give a group called data-consumers permissions on your table:</w:t>
+      </w:r>
+    </w:p>
+    <w:p>
+      <w:pPr>
+        <w:pStyle w:val="ListParagraph"/>
+      </w:pPr>
+    </w:p>
+    <w:p>
+      <w:pPr>
+        <w:pStyle w:val="ListParagraph"/>
+        <w:rPr>
+          <w:u w:val="single"/>
+        </w:rPr>
+      </w:pPr>
+      <w:r>
+        <w:rPr>
+          <w:u w:val="single"/>
+        </w:rPr>
+        <w:t>Command</w:t>
+      </w:r>
+    </w:p>
+    <w:p>
+      <w:pPr>
+        <w:pStyle w:val="ListParagraph"/>
+        <w:rPr>
+          <w:b/>
+          <w:bCs/>
+        </w:rPr>
+      </w:pPr>
+      <w:r>
+        <w:rPr>
+          <w:b/>
+          <w:bCs/>
+        </w:rPr>
+        <w:t>SQL</w:t>
+      </w:r>
+    </w:p>
+    <w:p>
+      <w:pPr>
+        <w:pStyle w:val="ListParagraph"/>
+      </w:pPr>
+      <w:r>
+        <w:t xml:space="preserve">GRANT SELECT ON TABLE </w:t>
+      </w:r>
+      <w:proofErr w:type="spellStart"/>
+      <w:proofErr w:type="gramStart"/>
+      <w:r>
+        <w:t>default.department</w:t>
+      </w:r>
+      <w:proofErr w:type="spellEnd"/>
+      <w:proofErr w:type="gramEnd"/>
+      <w:r>
+        <w:t xml:space="preserve"> TO `data-consumers`;</w:t>
+      </w:r>
+    </w:p>
+    <w:p>
+      <w:pPr>
+        <w:pStyle w:val="ListParagraph"/>
+      </w:pPr>
+    </w:p>
+    <w:p>
+      <w:pPr>
+        <w:pStyle w:val="ListParagraph"/>
+      </w:pPr>
+    </w:p>
+    <w:p>
+      <w:pPr>
+        <w:pStyle w:val="ListParagraph"/>
+      </w:pPr>
+    </w:p>
+    <w:p>
+      <w:pPr>
+        <w:pStyle w:val="ListParagraph"/>
+      </w:pPr>
+    </w:p>
+    <w:p>
+      <w:pPr>
+        <w:pStyle w:val="ListParagraph"/>
+      </w:pPr>
+    </w:p>
+    <w:p>
+      <w:pPr>
+        <w:pStyle w:val="ListParagraph"/>
+      </w:pPr>
+    </w:p>
+    <w:p>
+      <w:pPr>
+        <w:pStyle w:val="ListParagraph"/>
+        <w:numPr>
+          <w:ilvl w:val="0"/>
+          <w:numId w:val="1"/>
+        </w:numPr>
+      </w:pPr>
+      <w:r>
+        <w:t xml:space="preserve">Delete the Compute cluster and decommission the </w:t>
+      </w:r>
+      <w:proofErr w:type="spellStart"/>
+      <w:r>
+        <w:t>databricks</w:t>
+      </w:r>
+      <w:proofErr w:type="spellEnd"/>
+      <w:r>
+        <w:t xml:space="preserve"> workspace. </w:t>
       </w:r>
     </w:p>
     <w:p>
@@ -861,7 +1546,7 @@
                     <pic:cNvPicPr/>
                   </pic:nvPicPr>
                   <pic:blipFill>
-                    <a:blip r:embed="rId14"/>
+                    <a:blip r:embed="rId16"/>
                     <a:stretch>
                       <a:fillRect/>
                     </a:stretch>
@@ -895,6 +1580,119 @@
 <file path=word/numbering.xml><?xml version="1.0" encoding="utf-8"?>
 <w:numbering xmlns:wpc="http://schemas.microsoft.com/office/word/2010/wordprocessingCanvas" xmlns:cx="http://schemas.microsoft.com/office/drawing/2014/chartex" xmlns:cx1="http://schemas.microsoft.com/office/drawing/2015/9/8/chartex" xmlns:cx2="http://schemas.microsoft.com/office/drawing/2015/10/21/chartex" xmlns:cx3="http://schemas.microsoft.com/office/drawing/2016/5/9/chartex" xmlns:cx4="http://schemas.microsoft.com/office/drawing/2016/5/10/chartex" xmlns:cx5="http://schemas.microsoft.com/office/drawing/2016/5/11/chartex" xmlns:cx6="http://schemas.microsoft.com/office/drawing/2016/5/12/chartex" xmlns:cx7="http://schemas.microsoft.com/office/drawing/2016/5/13/chartex" xmlns:cx8="http://schemas.microsoft.com/office/drawing/2016/5/14/chartex" xmlns:mc="http://schemas.openxmlformats.org/markup-compatibility/2006" xmlns:aink="http://schemas.microsoft.com/office/drawing/2016/ink" xmlns:am3d="http://schemas.microsoft.com/office/drawing/2017/model3d" xmlns:o="urn:schemas-microsoft-com:office:office" xmlns:oel="http://schemas.microsoft.com/office/2019/extlst" xmlns:r="http://schemas.openxmlformats.org/officeDocument/2006/relationships" xmlns:m="http://schemas.openxmlformats.org/officeDocument/2006/math" xmlns:v="urn:schemas-microsoft-com:vml" xmlns:wp14="http://schemas.microsoft.com/office/word/2010/wordprocessingDrawing" xmlns:wp="http://schemas.openxmlformats.org/drawingml/2006/wordprocessingDrawing" xmlns:w10="urn:schemas-microsoft-com:office:word" xmlns:w="http://schemas.openxmlformats.org/wordprocessingml/2006/main" xmlns:w14="http://schemas.microsoft.com/office/word/2010/wordml" xmlns:w15="http://schemas.microsoft.com/office/word/2012/wordml" xmlns:w16cex="http://schemas.microsoft.com/office/word/2018/wordml/cex" xmlns:w16cid="http://schemas.microsoft.com/office/word/2016/wordml/cid" xmlns:w16="http://schemas.microsoft.com/office/word/2018/wordml" xmlns:w16du="http://schemas.microsoft.com/office/word/2023/wordml/word16du" xmlns:w16sdtdh="http://schemas.microsoft.com/office/word/2020/wordml/sdtdatahash" xmlns:w16sdtfl="http://schemas.microsoft.com/office/word/2024/wordml/sdtformatlock" xmlns:w16se="http://schemas.microsoft.com/office/word/2015/wordml/symex" xmlns:wpg="http://schemas.microsoft.com/office/word/2010/wordprocessingGroup" xmlns:wpi="http://schemas.microsoft.com/office/word/2010/wordprocessingInk" xmlns:wne="http://schemas.microsoft.com/office/word/2006/wordml" xmlns:wps="http://schemas.microsoft.com/office/word/2010/wordprocessingShape" mc:Ignorable="w14 w15 w16se w16cid w16 w16cex w16sdtdh w16sdtfl w16du wp14">
   <w:abstractNum w:abstractNumId="0" w15:restartNumberingAfterBreak="0">
+    <w:nsid w:val="084B5247"/>
+    <w:multiLevelType w:val="multilevel"/>
+    <w:tmpl w:val="85FED024"/>
+    <w:lvl w:ilvl="0">
+      <w:start w:val="1"/>
+      <w:numFmt w:val="decimal"/>
+      <w:lvlText w:val="%1."/>
+      <w:lvlJc w:val="left"/>
+      <w:pPr>
+        <w:tabs>
+          <w:tab w:val="num" w:pos="720"/>
+        </w:tabs>
+        <w:ind w:left="720" w:hanging="360"/>
+      </w:pPr>
+    </w:lvl>
+    <w:lvl w:ilvl="1">
+      <w:start w:val="1"/>
+      <w:numFmt w:val="decimal"/>
+      <w:lvlText w:val="%2."/>
+      <w:lvlJc w:val="left"/>
+      <w:pPr>
+        <w:tabs>
+          <w:tab w:val="num" w:pos="1440"/>
+        </w:tabs>
+        <w:ind w:left="1440" w:hanging="360"/>
+      </w:pPr>
+    </w:lvl>
+    <w:lvl w:ilvl="2" w:tentative="1">
+      <w:start w:val="1"/>
+      <w:numFmt w:val="decimal"/>
+      <w:lvlText w:val="%3."/>
+      <w:lvlJc w:val="left"/>
+      <w:pPr>
+        <w:tabs>
+          <w:tab w:val="num" w:pos="2160"/>
+        </w:tabs>
+        <w:ind w:left="2160" w:hanging="360"/>
+      </w:pPr>
+    </w:lvl>
+    <w:lvl w:ilvl="3" w:tentative="1">
+      <w:start w:val="1"/>
+      <w:numFmt w:val="decimal"/>
+      <w:lvlText w:val="%4."/>
+      <w:lvlJc w:val="left"/>
+      <w:pPr>
+        <w:tabs>
+          <w:tab w:val="num" w:pos="2880"/>
+        </w:tabs>
+        <w:ind w:left="2880" w:hanging="360"/>
+      </w:pPr>
+    </w:lvl>
+    <w:lvl w:ilvl="4" w:tentative="1">
+      <w:start w:val="1"/>
+      <w:numFmt w:val="decimal"/>
+      <w:lvlText w:val="%5."/>
+      <w:lvlJc w:val="left"/>
+      <w:pPr>
+        <w:tabs>
+          <w:tab w:val="num" w:pos="3600"/>
+        </w:tabs>
+        <w:ind w:left="3600" w:hanging="360"/>
+      </w:pPr>
+    </w:lvl>
+    <w:lvl w:ilvl="5" w:tentative="1">
+      <w:start w:val="1"/>
+      <w:numFmt w:val="decimal"/>
+      <w:lvlText w:val="%6."/>
+      <w:lvlJc w:val="left"/>
+      <w:pPr>
+        <w:tabs>
+          <w:tab w:val="num" w:pos="4320"/>
+        </w:tabs>
+        <w:ind w:left="4320" w:hanging="360"/>
+      </w:pPr>
+    </w:lvl>
+    <w:lvl w:ilvl="6" w:tentative="1">
+      <w:start w:val="1"/>
+      <w:numFmt w:val="decimal"/>
+      <w:lvlText w:val="%7."/>
+      <w:lvlJc w:val="left"/>
+      <w:pPr>
+        <w:tabs>
+          <w:tab w:val="num" w:pos="5040"/>
+        </w:tabs>
+        <w:ind w:left="5040" w:hanging="360"/>
+      </w:pPr>
+    </w:lvl>
+    <w:lvl w:ilvl="7" w:tentative="1">
+      <w:start w:val="1"/>
+      <w:numFmt w:val="decimal"/>
+      <w:lvlText w:val="%8."/>
+      <w:lvlJc w:val="left"/>
+      <w:pPr>
+        <w:tabs>
+          <w:tab w:val="num" w:pos="5760"/>
+        </w:tabs>
+        <w:ind w:left="5760" w:hanging="360"/>
+      </w:pPr>
+    </w:lvl>
+    <w:lvl w:ilvl="8" w:tentative="1">
+      <w:start w:val="1"/>
+      <w:numFmt w:val="decimal"/>
+      <w:lvlText w:val="%9."/>
+      <w:lvlJc w:val="left"/>
+      <w:pPr>
+        <w:tabs>
+          <w:tab w:val="num" w:pos="6480"/>
+        </w:tabs>
+        <w:ind w:left="6480" w:hanging="360"/>
+      </w:pPr>
+    </w:lvl>
+  </w:abstractNum>
+  <w:abstractNum w:abstractNumId="1" w15:restartNumberingAfterBreak="0">
     <w:nsid w:val="0C1F264A"/>
     <w:multiLevelType w:val="hybridMultilevel"/>
     <w:tmpl w:val="E856E0FE"/>
@@ -983,7 +1781,120 @@
       </w:pPr>
     </w:lvl>
   </w:abstractNum>
-  <w:abstractNum w:abstractNumId="1" w15:restartNumberingAfterBreak="0">
+  <w:abstractNum w:abstractNumId="2" w15:restartNumberingAfterBreak="0">
+    <w:nsid w:val="30B4227C"/>
+    <w:multiLevelType w:val="multilevel"/>
+    <w:tmpl w:val="3DE626CC"/>
+    <w:lvl w:ilvl="0">
+      <w:start w:val="1"/>
+      <w:numFmt w:val="decimal"/>
+      <w:lvlText w:val="%1."/>
+      <w:lvlJc w:val="left"/>
+      <w:pPr>
+        <w:tabs>
+          <w:tab w:val="num" w:pos="720"/>
+        </w:tabs>
+        <w:ind w:left="720" w:hanging="360"/>
+      </w:pPr>
+    </w:lvl>
+    <w:lvl w:ilvl="1" w:tentative="1">
+      <w:start w:val="1"/>
+      <w:numFmt w:val="decimal"/>
+      <w:lvlText w:val="%2."/>
+      <w:lvlJc w:val="left"/>
+      <w:pPr>
+        <w:tabs>
+          <w:tab w:val="num" w:pos="1440"/>
+        </w:tabs>
+        <w:ind w:left="1440" w:hanging="360"/>
+      </w:pPr>
+    </w:lvl>
+    <w:lvl w:ilvl="2" w:tentative="1">
+      <w:start w:val="1"/>
+      <w:numFmt w:val="decimal"/>
+      <w:lvlText w:val="%3."/>
+      <w:lvlJc w:val="left"/>
+      <w:pPr>
+        <w:tabs>
+          <w:tab w:val="num" w:pos="2160"/>
+        </w:tabs>
+        <w:ind w:left="2160" w:hanging="360"/>
+      </w:pPr>
+    </w:lvl>
+    <w:lvl w:ilvl="3" w:tentative="1">
+      <w:start w:val="1"/>
+      <w:numFmt w:val="decimal"/>
+      <w:lvlText w:val="%4."/>
+      <w:lvlJc w:val="left"/>
+      <w:pPr>
+        <w:tabs>
+          <w:tab w:val="num" w:pos="2880"/>
+        </w:tabs>
+        <w:ind w:left="2880" w:hanging="360"/>
+      </w:pPr>
+    </w:lvl>
+    <w:lvl w:ilvl="4" w:tentative="1">
+      <w:start w:val="1"/>
+      <w:numFmt w:val="decimal"/>
+      <w:lvlText w:val="%5."/>
+      <w:lvlJc w:val="left"/>
+      <w:pPr>
+        <w:tabs>
+          <w:tab w:val="num" w:pos="3600"/>
+        </w:tabs>
+        <w:ind w:left="3600" w:hanging="360"/>
+      </w:pPr>
+    </w:lvl>
+    <w:lvl w:ilvl="5" w:tentative="1">
+      <w:start w:val="1"/>
+      <w:numFmt w:val="decimal"/>
+      <w:lvlText w:val="%6."/>
+      <w:lvlJc w:val="left"/>
+      <w:pPr>
+        <w:tabs>
+          <w:tab w:val="num" w:pos="4320"/>
+        </w:tabs>
+        <w:ind w:left="4320" w:hanging="360"/>
+      </w:pPr>
+    </w:lvl>
+    <w:lvl w:ilvl="6" w:tentative="1">
+      <w:start w:val="1"/>
+      <w:numFmt w:val="decimal"/>
+      <w:lvlText w:val="%7."/>
+      <w:lvlJc w:val="left"/>
+      <w:pPr>
+        <w:tabs>
+          <w:tab w:val="num" w:pos="5040"/>
+        </w:tabs>
+        <w:ind w:left="5040" w:hanging="360"/>
+      </w:pPr>
+    </w:lvl>
+    <w:lvl w:ilvl="7" w:tentative="1">
+      <w:start w:val="1"/>
+      <w:numFmt w:val="decimal"/>
+      <w:lvlText w:val="%8."/>
+      <w:lvlJc w:val="left"/>
+      <w:pPr>
+        <w:tabs>
+          <w:tab w:val="num" w:pos="5760"/>
+        </w:tabs>
+        <w:ind w:left="5760" w:hanging="360"/>
+      </w:pPr>
+    </w:lvl>
+    <w:lvl w:ilvl="8" w:tentative="1">
+      <w:start w:val="1"/>
+      <w:numFmt w:val="decimal"/>
+      <w:lvlText w:val="%9."/>
+      <w:lvlJc w:val="left"/>
+      <w:pPr>
+        <w:tabs>
+          <w:tab w:val="num" w:pos="6480"/>
+        </w:tabs>
+        <w:ind w:left="6480" w:hanging="360"/>
+      </w:pPr>
+    </w:lvl>
+  </w:abstractNum>
+  <w:abstractNum w:abstractNumId="3" w15:restartNumberingAfterBreak="0">
     <w:nsid w:val="32867CBB"/>
     <w:multiLevelType w:val="multilevel"/>
     <w:tmpl w:val="E8A47072"/>
@@ -1096,11 +2007,153 @@
       </w:pPr>
     </w:lvl>
   </w:abstractNum>
+  <w:abstractNum w:abstractNumId="4" w15:restartNumberingAfterBreak="0">
+    <w:nsid w:val="5C9472FA"/>
+    <w:multiLevelType w:val="multilevel"/>
+    <w:tmpl w:val="3E92F756"/>
+    <w:lvl w:ilvl="0">
+      <w:start w:val="1"/>
+      <w:numFmt w:val="decimal"/>
+      <w:lvlText w:val="%1."/>
+      <w:lvlJc w:val="left"/>
+      <w:pPr>
+        <w:tabs>
+          <w:tab w:val="num" w:pos="720"/>
+        </w:tabs>
+        <w:ind w:left="720" w:hanging="360"/>
+      </w:pPr>
+    </w:lvl>
+    <w:lvl w:ilvl="1" w:tentative="1">
+      <w:start w:val="1"/>
+      <w:numFmt w:val="decimal"/>
+      <w:lvlText w:val="%2."/>
+      <w:lvlJc w:val="left"/>
+      <w:pPr>
+        <w:tabs>
+          <w:tab w:val="num" w:pos="1440"/>
+        </w:tabs>
+        <w:ind w:left="1440" w:hanging="360"/>
+      </w:pPr>
+    </w:lvl>
+    <w:lvl w:ilvl="2" w:tentative="1">
+      <w:start w:val="1"/>
+      <w:numFmt w:val="decimal"/>
+      <w:lvlText w:val="%3."/>
+      <w:lvlJc w:val="left"/>
+      <w:pPr>
+        <w:tabs>
+          <w:tab w:val="num" w:pos="2160"/>
+        </w:tabs>
+        <w:ind w:left="2160" w:hanging="360"/>
+      </w:pPr>
+    </w:lvl>
+    <w:lvl w:ilvl="3" w:tentative="1">
+      <w:start w:val="1"/>
+      <w:numFmt w:val="decimal"/>
+      <w:lvlText w:val="%4."/>
+      <w:lvlJc w:val="left"/>
+      <w:pPr>
+        <w:tabs>
+          <w:tab w:val="num" w:pos="2880"/>
+        </w:tabs>
+        <w:ind w:left="2880" w:hanging="360"/>
+      </w:pPr>
+    </w:lvl>
+    <w:lvl w:ilvl="4" w:tentative="1">
+      <w:start w:val="1"/>
+      <w:numFmt w:val="decimal"/>
+      <w:lvlText w:val="%5."/>
+      <w:lvlJc w:val="left"/>
+      <w:pPr>
+        <w:tabs>
+          <w:tab w:val="num" w:pos="3600"/>
+        </w:tabs>
+        <w:ind w:left="3600" w:hanging="360"/>
+      </w:pPr>
+    </w:lvl>
+    <w:lvl w:ilvl="5" w:tentative="1">
+      <w:start w:val="1"/>
+      <w:numFmt w:val="decimal"/>
+      <w:lvlText w:val="%6."/>
+      <w:lvlJc w:val="left"/>
+      <w:pPr>
+        <w:tabs>
+          <w:tab w:val="num" w:pos="4320"/>
+        </w:tabs>
+        <w:ind w:left="4320" w:hanging="360"/>
+      </w:pPr>
+    </w:lvl>
+    <w:lvl w:ilvl="6" w:tentative="1">
+      <w:start w:val="1"/>
+      <w:numFmt w:val="decimal"/>
+      <w:lvlText w:val="%7."/>
+      <w:lvlJc w:val="left"/>
+      <w:pPr>
+        <w:tabs>
+          <w:tab w:val="num" w:pos="5040"/>
+        </w:tabs>
+        <w:ind w:left="5040" w:hanging="360"/>
+      </w:pPr>
+    </w:lvl>
+    <w:lvl w:ilvl="7" w:tentative="1">
+      <w:start w:val="1"/>
+      <w:numFmt w:val="decimal"/>
+      <w:lvlText w:val="%8."/>
+      <w:lvlJc w:val="left"/>
+      <w:pPr>
+        <w:tabs>
+          <w:tab w:val="num" w:pos="5760"/>
+        </w:tabs>
+        <w:ind w:left="5760" w:hanging="360"/>
+      </w:pPr>
+    </w:lvl>
+    <w:lvl w:ilvl="8" w:tentative="1">
+      <w:start w:val="1"/>
+      <w:numFmt w:val="decimal"/>
+      <w:lvlText w:val="%9."/>
+      <w:lvlJc w:val="left"/>
+      <w:pPr>
+        <w:tabs>
+          <w:tab w:val="num" w:pos="6480"/>
+        </w:tabs>
+        <w:ind w:left="6480" w:hanging="360"/>
+      </w:pPr>
+    </w:lvl>
+  </w:abstractNum>
   <w:num w:numId="1" w16cid:durableId="93403909">
+    <w:abstractNumId w:val="1"/>
+  </w:num>
+  <w:num w:numId="2" w16cid:durableId="431897968">
+    <w:abstractNumId w:val="3"/>
+  </w:num>
+  <w:num w:numId="3" w16cid:durableId="653922368">
+    <w:abstractNumId w:val="4"/>
+  </w:num>
+  <w:num w:numId="4" w16cid:durableId="1949923793">
+    <w:abstractNumId w:val="2"/>
+  </w:num>
+  <w:num w:numId="5" w16cid:durableId="1371610460">
     <w:abstractNumId w:val="0"/>
   </w:num>
-  <w:num w:numId="2" w16cid:durableId="431897968">
-    <w:abstractNumId w:val="1"/>
+  <w:num w:numId="6" w16cid:durableId="612983274">
+    <w:abstractNumId w:val="0"/>
+    <w:lvlOverride w:ilvl="1">
+      <w:lvl w:ilvl="1">
+        <w:numFmt w:val="lowerLetter"/>
+        <w:lvlText w:val="%2."/>
+        <w:lvlJc w:val="left"/>
+      </w:lvl>
+    </w:lvlOverride>
+  </w:num>
+  <w:num w:numId="7" w16cid:durableId="1650748185">
+    <w:abstractNumId w:val="0"/>
+    <w:lvlOverride w:ilvl="1">
+      <w:lvl w:ilvl="1">
+        <w:numFmt w:val="lowerLetter"/>
+        <w:lvlText w:val="%2."/>
+        <w:lvlJc w:val="left"/>
+      </w:lvl>
+    </w:lvlOverride>
   </w:num>
 </w:numbering>
 </file>
@@ -1708,7 +2761,6 @@
   <w:style w:type="character" w:default="1" w:styleId="DefaultParagraphFont">
     <w:name w:val="Default Paragraph Font"/>
     <w:uiPriority w:val="1"/>
-    <w:semiHidden/>
     <w:unhideWhenUsed/>
   </w:style>
   <w:style w:type="table" w:default="1" w:styleId="TableNormal">
@@ -2020,6 +3072,40 @@
       <w:smallCaps/>
       <w:color w:val="0F4761" w:themeColor="accent1" w:themeShade="BF"/>
       <w:spacing w:val="5"/>
+    </w:rPr>
+  </w:style>
+  <w:style w:type="paragraph" w:styleId="NormalWeb">
+    <w:name w:val="Normal (Web)"/>
+    <w:basedOn w:val="Normal"/>
+    <w:uiPriority w:val="99"/>
+    <w:semiHidden/>
+    <w:unhideWhenUsed/>
+    <w:rsid w:val="00567906"/>
+    <w:rPr>
+      <w:rFonts w:ascii="Times New Roman" w:hAnsi="Times New Roman" w:cs="Times New Roman"/>
+    </w:rPr>
+  </w:style>
+  <w:style w:type="character" w:styleId="Hyperlink">
+    <w:name w:val="Hyperlink"/>
+    <w:basedOn w:val="DefaultParagraphFont"/>
+    <w:uiPriority w:val="99"/>
+    <w:unhideWhenUsed/>
+    <w:rsid w:val="00567906"/>
+    <w:rPr>
+      <w:color w:val="467886" w:themeColor="hyperlink"/>
+      <w:u w:val="single"/>
+    </w:rPr>
+  </w:style>
+  <w:style w:type="character" w:styleId="UnresolvedMention">
+    <w:name w:val="Unresolved Mention"/>
+    <w:basedOn w:val="DefaultParagraphFont"/>
+    <w:uiPriority w:val="99"/>
+    <w:semiHidden/>
+    <w:unhideWhenUsed/>
+    <w:rsid w:val="00567906"/>
+    <w:rPr>
+      <w:color w:val="605E5C"/>
+      <w:shd w:val="clear" w:color="auto" w:fill="E1DFDD"/>
     </w:rPr>
   </w:style>
 </w:styles>
